--- a/Engines Layer - Heart of the system/08 – Production Engine.docx
+++ b/Engines Layer - Heart of the system/08 – Production Engine.docx
@@ -3878,6 +3878,626 @@
           <w:lang w:eastAsia="en-IN" w:bidi="gu-IN"/>
         </w:rPr>
         <w:lastRenderedPageBreak/>
+        <w:pict w14:anchorId="3A9E3197">
+          <v:rect id="_x0000_i1065" style="width:0;height:1.5pt" o:hralign="center" o:hrstd="t" o:hr="t" fillcolor="#a0a0a0" stroked="f"/>
+        </w:pict>
+      </w:r>
+    </w:p>
+    <w:p>
+      <w:pPr>
+        <w:spacing w:before="100" w:beforeAutospacing="1" w:after="100" w:afterAutospacing="1" w:line="240" w:lineRule="auto"/>
+        <w:rPr>
+          <w:rFonts w:ascii="Times New Roman" w:eastAsia="Times New Roman" w:hAnsi="Times New Roman" w:cs="Times New Roman"/>
+          <w:sz w:val="24"/>
+          <w:szCs w:val="24"/>
+          <w:lang w:eastAsia="en-IN" w:bidi="gu-IN"/>
+        </w:rPr>
+      </w:pPr>
+      <w:r>
+        <w:rPr>
+          <w:rFonts w:ascii="Times New Roman" w:eastAsia="Times New Roman" w:hAnsi="Times New Roman" w:cs="Times New Roman"/>
+          <w:sz w:val="24"/>
+          <w:szCs w:val="24"/>
+          <w:lang w:eastAsia="en-IN" w:bidi="gu-IN"/>
+        </w:rPr>
+        <w:t>PV-08</w:t>
+      </w:r>
+    </w:p>
+    <w:p>
+      <w:pPr>
+        <w:spacing w:before="100" w:beforeAutospacing="1" w:after="100" w:afterAutospacing="1" w:line="240" w:lineRule="auto"/>
+        <w:rPr>
+          <w:rFonts w:ascii="Times New Roman" w:eastAsia="Times New Roman" w:hAnsi="Times New Roman" w:cs="Times New Roman"/>
+          <w:sz w:val="24"/>
+          <w:szCs w:val="24"/>
+          <w:lang w:eastAsia="en-IN" w:bidi="gu-IN"/>
+        </w:rPr>
+      </w:pPr>
+      <w:r>
+        <w:rPr>
+          <w:rFonts w:ascii="Times New Roman" w:eastAsia="Times New Roman" w:hAnsi="Times New Roman" w:cs="Times New Roman"/>
+          <w:sz w:val="24"/>
+          <w:szCs w:val="24"/>
+          <w:lang w:eastAsia="en-IN" w:bidi="gu-IN"/>
+        </w:rPr>
+        <w:t>Educational Narrative</w:t>
+      </w:r>
+    </w:p>
+    <w:p>
+      <w:pPr>
+        <w:spacing w:before="100" w:beforeAutospacing="1" w:after="100" w:afterAutospacing="1" w:line="240" w:lineRule="auto"/>
+        <w:rPr>
+          <w:rFonts w:ascii="Times New Roman" w:eastAsia="Times New Roman" w:hAnsi="Times New Roman" w:cs="Times New Roman"/>
+          <w:sz w:val="24"/>
+          <w:szCs w:val="24"/>
+          <w:lang w:eastAsia="en-IN" w:bidi="gu-IN"/>
+        </w:rPr>
+      </w:pPr>
+    </w:p>
+    <w:p>
+      <w:pPr>
+        <w:spacing w:before="100" w:beforeAutospacing="1" w:after="100" w:afterAutospacing="1" w:line="240" w:lineRule="auto"/>
+        <w:rPr>
+          <w:rFonts w:ascii="Times New Roman" w:eastAsia="Times New Roman" w:hAnsi="Times New Roman" w:cs="Times New Roman"/>
+          <w:sz w:val="24"/>
+          <w:szCs w:val="24"/>
+          <w:lang w:eastAsia="en-IN" w:bidi="gu-IN"/>
+        </w:rPr>
+      </w:pPr>
+      <w:r>
+        <w:rPr>
+          <w:rFonts w:ascii="Times New Roman" w:eastAsia="Times New Roman" w:hAnsi="Times New Roman" w:cs="Times New Roman"/>
+          <w:sz w:val="24"/>
+          <w:szCs w:val="24"/>
+          <w:lang w:eastAsia="en-IN" w:bidi="gu-IN"/>
+        </w:rPr>
+        <w:t>Story-based lesson</w:t>
+      </w:r>
+    </w:p>
+    <w:p>
+      <w:pPr>
+        <w:spacing w:before="100" w:beforeAutospacing="1" w:after="100" w:afterAutospacing="1" w:line="240" w:lineRule="auto"/>
+        <w:rPr>
+          <w:rFonts w:ascii="Times New Roman" w:eastAsia="Times New Roman" w:hAnsi="Times New Roman" w:cs="Times New Roman"/>
+          <w:sz w:val="24"/>
+          <w:szCs w:val="24"/>
+          <w:lang w:eastAsia="en-IN" w:bidi="gu-IN"/>
+        </w:rPr>
+      </w:pPr>
+    </w:p>
+    <w:p>
+      <w:pPr>
+        <w:spacing w:before="100" w:beforeAutospacing="1" w:after="100" w:afterAutospacing="1" w:line="240" w:lineRule="auto"/>
+        <w:rPr>
+          <w:rFonts w:ascii="Times New Roman" w:eastAsia="Times New Roman" w:hAnsi="Times New Roman" w:cs="Times New Roman"/>
+          <w:sz w:val="24"/>
+          <w:szCs w:val="24"/>
+          <w:lang w:eastAsia="en-IN" w:bidi="gu-IN"/>
+        </w:rPr>
+      </w:pPr>
+      <w:r>
+        <w:rPr>
+          <w:rFonts w:ascii="Times New Roman" w:eastAsia="Times New Roman" w:hAnsi="Times New Roman" w:cs="Times New Roman"/>
+          <w:sz w:val="24"/>
+          <w:szCs w:val="24"/>
+          <w:lang w:eastAsia="en-IN" w:bidi="gu-IN"/>
+        </w:rPr>
+        <w:t>Dialogue</w:t>
+      </w:r>
+    </w:p>
+    <w:p>
+      <w:pPr>
+        <w:spacing w:before="100" w:beforeAutospacing="1" w:after="100" w:afterAutospacing="1" w:line="240" w:lineRule="auto"/>
+        <w:rPr>
+          <w:rFonts w:ascii="Times New Roman" w:eastAsia="Times New Roman" w:hAnsi="Times New Roman" w:cs="Times New Roman"/>
+          <w:sz w:val="24"/>
+          <w:szCs w:val="24"/>
+          <w:lang w:eastAsia="en-IN" w:bidi="gu-IN"/>
+        </w:rPr>
+      </w:pPr>
+    </w:p>
+    <w:p>
+      <w:pPr>
+        <w:spacing w:before="100" w:beforeAutospacing="1" w:after="100" w:afterAutospacing="1" w:line="240" w:lineRule="auto"/>
+        <w:rPr>
+          <w:rFonts w:ascii="Times New Roman" w:eastAsia="Times New Roman" w:hAnsi="Times New Roman" w:cs="Times New Roman"/>
+          <w:sz w:val="24"/>
+          <w:szCs w:val="24"/>
+          <w:lang w:eastAsia="en-IN" w:bidi="gu-IN"/>
+        </w:rPr>
+      </w:pPr>
+      <w:r>
+        <w:rPr>
+          <w:rFonts w:ascii="Times New Roman" w:eastAsia="Times New Roman" w:hAnsi="Times New Roman" w:cs="Times New Roman"/>
+          <w:sz w:val="24"/>
+          <w:szCs w:val="24"/>
+          <w:lang w:eastAsia="en-IN" w:bidi="gu-IN"/>
+        </w:rPr>
+        <w:t>Character-driven explanation</w:t>
+      </w:r>
+    </w:p>
+    <w:p>
+      <w:pPr>
+        <w:spacing w:before="100" w:beforeAutospacing="1" w:after="100" w:afterAutospacing="1" w:line="240" w:lineRule="auto"/>
+        <w:rPr>
+          <w:rFonts w:ascii="Times New Roman" w:eastAsia="Times New Roman" w:hAnsi="Times New Roman" w:cs="Times New Roman"/>
+          <w:sz w:val="24"/>
+          <w:szCs w:val="24"/>
+          <w:lang w:eastAsia="en-IN" w:bidi="gu-IN"/>
+        </w:rPr>
+      </w:pPr>
+      <w:r>
+        <w:rPr>
+          <w:rFonts w:ascii="Times New Roman" w:eastAsia="Times New Roman" w:hAnsi="Times New Roman" w:cs="Times New Roman"/>
+          <w:sz w:val="24"/>
+          <w:szCs w:val="24"/>
+          <w:lang w:eastAsia="en-IN" w:bidi="gu-IN"/>
+        </w:rPr>
+        <w:pict w14:anchorId="4117C949">
+          <v:rect id="_x0000_i1066" style="width:0;height:1.5pt" o:hralign="center" o:hrstd="t" o:hr="t" fillcolor="#a0a0a0" stroked="f"/>
+        </w:pict>
+      </w:r>
+    </w:p>
+    <w:p>
+      <w:pPr>
+        <w:spacing w:before="100" w:beforeAutospacing="1" w:after="100" w:afterAutospacing="1" w:line="240" w:lineRule="auto"/>
+        <w:rPr>
+          <w:rFonts w:ascii="Times New Roman" w:eastAsia="Times New Roman" w:hAnsi="Times New Roman" w:cs="Times New Roman"/>
+          <w:sz w:val="24"/>
+          <w:szCs w:val="24"/>
+          <w:lang w:eastAsia="en-IN" w:bidi="gu-IN"/>
+        </w:rPr>
+      </w:pPr>
+      <w:r>
+        <w:rPr>
+          <w:rFonts w:ascii="Times New Roman" w:eastAsia="Times New Roman" w:hAnsi="Times New Roman" w:cs="Times New Roman"/>
+          <w:sz w:val="24"/>
+          <w:szCs w:val="24"/>
+          <w:lang w:eastAsia="en-IN" w:bidi="gu-IN"/>
+        </w:rPr>
+        <w:t>PV-09</w:t>
+      </w:r>
+    </w:p>
+    <w:p>
+      <w:pPr>
+        <w:spacing w:before="100" w:beforeAutospacing="1" w:after="100" w:afterAutospacing="1" w:line="240" w:lineRule="auto"/>
+        <w:rPr>
+          <w:rFonts w:ascii="Times New Roman" w:eastAsia="Times New Roman" w:hAnsi="Times New Roman" w:cs="Times New Roman"/>
+          <w:sz w:val="24"/>
+          <w:szCs w:val="24"/>
+          <w:lang w:eastAsia="en-IN" w:bidi="gu-IN"/>
+        </w:rPr>
+      </w:pPr>
+      <w:r>
+        <w:rPr>
+          <w:rFonts w:ascii="Times New Roman" w:eastAsia="Times New Roman" w:hAnsi="Times New Roman" w:cs="Times New Roman"/>
+          <w:sz w:val="24"/>
+          <w:szCs w:val="24"/>
+          <w:lang w:eastAsia="en-IN" w:bidi="gu-IN"/>
+        </w:rPr>
+        <w:t>Visual Knowledge</w:t>
+      </w:r>
+    </w:p>
+    <w:p>
+      <w:pPr>
+        <w:spacing w:before="100" w:beforeAutospacing="1" w:after="100" w:afterAutospacing="1" w:line="240" w:lineRule="auto"/>
+        <w:rPr>
+          <w:rFonts w:ascii="Times New Roman" w:eastAsia="Times New Roman" w:hAnsi="Times New Roman" w:cs="Times New Roman"/>
+          <w:sz w:val="24"/>
+          <w:szCs w:val="24"/>
+          <w:lang w:eastAsia="en-IN" w:bidi="gu-IN"/>
+        </w:rPr>
+      </w:pPr>
+    </w:p>
+    <w:p>
+      <w:pPr>
+        <w:spacing w:before="100" w:beforeAutospacing="1" w:after="100" w:afterAutospacing="1" w:line="240" w:lineRule="auto"/>
+        <w:rPr>
+          <w:rFonts w:ascii="Times New Roman" w:eastAsia="Times New Roman" w:hAnsi="Times New Roman" w:cs="Times New Roman"/>
+          <w:sz w:val="24"/>
+          <w:szCs w:val="24"/>
+          <w:lang w:eastAsia="en-IN" w:bidi="gu-IN"/>
+        </w:rPr>
+      </w:pPr>
+      <w:r>
+        <w:rPr>
+          <w:rFonts w:ascii="Times New Roman" w:eastAsia="Times New Roman" w:hAnsi="Times New Roman" w:cs="Times New Roman"/>
+          <w:sz w:val="24"/>
+          <w:szCs w:val="24"/>
+          <w:lang w:eastAsia="en-IN" w:bidi="gu-IN"/>
+        </w:rPr>
+        <w:t>Comic</w:t>
+      </w:r>
+    </w:p>
+    <w:p>
+      <w:pPr>
+        <w:spacing w:before="100" w:beforeAutospacing="1" w:after="100" w:afterAutospacing="1" w:line="240" w:lineRule="auto"/>
+        <w:rPr>
+          <w:rFonts w:ascii="Times New Roman" w:eastAsia="Times New Roman" w:hAnsi="Times New Roman" w:cs="Times New Roman"/>
+          <w:sz w:val="24"/>
+          <w:szCs w:val="24"/>
+          <w:lang w:eastAsia="en-IN" w:bidi="gu-IN"/>
+        </w:rPr>
+      </w:pPr>
+    </w:p>
+    <w:p>
+      <w:pPr>
+        <w:spacing w:before="100" w:beforeAutospacing="1" w:after="100" w:afterAutospacing="1" w:line="240" w:lineRule="auto"/>
+        <w:rPr>
+          <w:rFonts w:ascii="Times New Roman" w:eastAsia="Times New Roman" w:hAnsi="Times New Roman" w:cs="Times New Roman"/>
+          <w:sz w:val="24"/>
+          <w:szCs w:val="24"/>
+          <w:lang w:eastAsia="en-IN" w:bidi="gu-IN"/>
+        </w:rPr>
+      </w:pPr>
+      <w:r>
+        <w:rPr>
+          <w:rFonts w:ascii="Times New Roman" w:eastAsia="Times New Roman" w:hAnsi="Times New Roman" w:cs="Times New Roman"/>
+          <w:sz w:val="24"/>
+          <w:szCs w:val="24"/>
+          <w:lang w:eastAsia="en-IN" w:bidi="gu-IN"/>
+        </w:rPr>
+        <w:t>Infographic</w:t>
+      </w:r>
+    </w:p>
+    <w:p>
+      <w:pPr>
+        <w:spacing w:before="100" w:beforeAutospacing="1" w:after="100" w:afterAutospacing="1" w:line="240" w:lineRule="auto"/>
+        <w:rPr>
+          <w:rFonts w:ascii="Times New Roman" w:eastAsia="Times New Roman" w:hAnsi="Times New Roman" w:cs="Times New Roman"/>
+          <w:sz w:val="24"/>
+          <w:szCs w:val="24"/>
+          <w:lang w:eastAsia="en-IN" w:bidi="gu-IN"/>
+        </w:rPr>
+      </w:pPr>
+    </w:p>
+    <w:p>
+      <w:pPr>
+        <w:spacing w:before="100" w:beforeAutospacing="1" w:after="100" w:afterAutospacing="1" w:line="240" w:lineRule="auto"/>
+        <w:rPr>
+          <w:rFonts w:ascii="Times New Roman" w:eastAsia="Times New Roman" w:hAnsi="Times New Roman" w:cs="Times New Roman"/>
+          <w:sz w:val="24"/>
+          <w:szCs w:val="24"/>
+          <w:lang w:eastAsia="en-IN" w:bidi="gu-IN"/>
+        </w:rPr>
+      </w:pPr>
+      <w:r>
+        <w:rPr>
+          <w:rFonts w:ascii="Times New Roman" w:eastAsia="Times New Roman" w:hAnsi="Times New Roman" w:cs="Times New Roman"/>
+          <w:sz w:val="24"/>
+          <w:szCs w:val="24"/>
+          <w:lang w:eastAsia="en-IN" w:bidi="gu-IN"/>
+        </w:rPr>
+        <w:t>Concept Map</w:t>
+      </w:r>
+    </w:p>
+    <w:p>
+      <w:pPr>
+        <w:spacing w:before="100" w:beforeAutospacing="1" w:after="100" w:afterAutospacing="1" w:line="240" w:lineRule="auto"/>
+        <w:rPr>
+          <w:rFonts w:ascii="Times New Roman" w:eastAsia="Times New Roman" w:hAnsi="Times New Roman" w:cs="Times New Roman"/>
+          <w:sz w:val="24"/>
+          <w:szCs w:val="24"/>
+          <w:lang w:eastAsia="en-IN" w:bidi="gu-IN"/>
+        </w:rPr>
+      </w:pPr>
+      <w:r>
+        <w:rPr>
+          <w:rFonts w:ascii="Times New Roman" w:eastAsia="Times New Roman" w:hAnsi="Times New Roman" w:cs="Times New Roman"/>
+          <w:sz w:val="24"/>
+          <w:szCs w:val="24"/>
+          <w:lang w:eastAsia="en-IN" w:bidi="gu-IN"/>
+        </w:rPr>
+        <w:pict w14:anchorId="46B946F3">
+          <v:rect id="_x0000_i1067" style="width:0;height:1.5pt" o:hralign="center" o:hrstd="t" o:hr="t" fillcolor="#a0a0a0" stroked="f"/>
+        </w:pict>
+      </w:r>
+    </w:p>
+    <w:p>
+      <w:pPr>
+        <w:spacing w:before="100" w:beforeAutospacing="1" w:after="100" w:afterAutospacing="1" w:line="240" w:lineRule="auto"/>
+        <w:rPr>
+          <w:rFonts w:ascii="Times New Roman" w:eastAsia="Times New Roman" w:hAnsi="Times New Roman" w:cs="Times New Roman"/>
+          <w:sz w:val="24"/>
+          <w:szCs w:val="24"/>
+          <w:lang w:eastAsia="en-IN" w:bidi="gu-IN"/>
+        </w:rPr>
+      </w:pPr>
+      <w:r>
+        <w:rPr>
+          <w:rFonts w:ascii="Times New Roman" w:eastAsia="Times New Roman" w:hAnsi="Times New Roman" w:cs="Times New Roman"/>
+          <w:sz w:val="24"/>
+          <w:szCs w:val="24"/>
+          <w:lang w:eastAsia="en-IN" w:bidi="gu-IN"/>
+        </w:rPr>
+        <w:t>PV-10</w:t>
+      </w:r>
+    </w:p>
+    <w:p>
+      <w:pPr>
+        <w:spacing w:before="100" w:beforeAutospacing="1" w:after="100" w:afterAutospacing="1" w:line="240" w:lineRule="auto"/>
+        <w:rPr>
+          <w:rFonts w:ascii="Times New Roman" w:eastAsia="Times New Roman" w:hAnsi="Times New Roman" w:cs="Times New Roman"/>
+          <w:sz w:val="24"/>
+          <w:szCs w:val="24"/>
+          <w:lang w:eastAsia="en-IN" w:bidi="gu-IN"/>
+        </w:rPr>
+      </w:pPr>
+      <w:r>
+        <w:rPr>
+          <w:rFonts w:ascii="Times New Roman" w:eastAsia="Times New Roman" w:hAnsi="Times New Roman" w:cs="Times New Roman"/>
+          <w:sz w:val="24"/>
+          <w:szCs w:val="24"/>
+          <w:lang w:eastAsia="en-IN" w:bidi="gu-IN"/>
+        </w:rPr>
+        <w:t>Audio Learning</w:t>
+      </w:r>
+    </w:p>
+    <w:p>
+      <w:pPr>
+        <w:spacing w:before="100" w:beforeAutospacing="1" w:after="100" w:afterAutospacing="1" w:line="240" w:lineRule="auto"/>
+        <w:rPr>
+          <w:rFonts w:ascii="Times New Roman" w:eastAsia="Times New Roman" w:hAnsi="Times New Roman" w:cs="Times New Roman"/>
+          <w:sz w:val="24"/>
+          <w:szCs w:val="24"/>
+          <w:lang w:eastAsia="en-IN" w:bidi="gu-IN"/>
+        </w:rPr>
+      </w:pPr>
+    </w:p>
+    <w:p>
+      <w:pPr>
+        <w:spacing w:before="100" w:beforeAutospacing="1" w:after="100" w:afterAutospacing="1" w:line="240" w:lineRule="auto"/>
+        <w:rPr>
+          <w:rFonts w:ascii="Times New Roman" w:eastAsia="Times New Roman" w:hAnsi="Times New Roman" w:cs="Times New Roman"/>
+          <w:sz w:val="24"/>
+          <w:szCs w:val="24"/>
+          <w:lang w:eastAsia="en-IN" w:bidi="gu-IN"/>
+        </w:rPr>
+      </w:pPr>
+      <w:r>
+        <w:rPr>
+          <w:rFonts w:ascii="Times New Roman" w:eastAsia="Times New Roman" w:hAnsi="Times New Roman" w:cs="Times New Roman"/>
+          <w:sz w:val="24"/>
+          <w:szCs w:val="24"/>
+          <w:lang w:eastAsia="en-IN" w:bidi="gu-IN"/>
+        </w:rPr>
+        <w:t>Podcast</w:t>
+      </w:r>
+    </w:p>
+    <w:p>
+      <w:pPr>
+        <w:spacing w:before="100" w:beforeAutospacing="1" w:after="100" w:afterAutospacing="1" w:line="240" w:lineRule="auto"/>
+        <w:rPr>
+          <w:rFonts w:ascii="Times New Roman" w:eastAsia="Times New Roman" w:hAnsi="Times New Roman" w:cs="Times New Roman"/>
+          <w:sz w:val="24"/>
+          <w:szCs w:val="24"/>
+          <w:lang w:eastAsia="en-IN" w:bidi="gu-IN"/>
+        </w:rPr>
+      </w:pPr>
+    </w:p>
+    <w:p>
+      <w:pPr>
+        <w:spacing w:before="100" w:beforeAutospacing="1" w:after="100" w:afterAutospacing="1" w:line="240" w:lineRule="auto"/>
+        <w:rPr>
+          <w:rFonts w:ascii="Times New Roman" w:eastAsia="Times New Roman" w:hAnsi="Times New Roman" w:cs="Times New Roman"/>
+          <w:sz w:val="24"/>
+          <w:szCs w:val="24"/>
+          <w:lang w:eastAsia="en-IN" w:bidi="gu-IN"/>
+        </w:rPr>
+      </w:pPr>
+      <w:r>
+        <w:rPr>
+          <w:rFonts w:ascii="Times New Roman" w:eastAsia="Times New Roman" w:hAnsi="Times New Roman" w:cs="Times New Roman"/>
+          <w:sz w:val="24"/>
+          <w:szCs w:val="24"/>
+          <w:lang w:eastAsia="en-IN" w:bidi="gu-IN"/>
+        </w:rPr>
+        <w:t>Narrated Lesson</w:t>
+      </w:r>
+    </w:p>
+    <w:p>
+      <w:pPr>
+        <w:spacing w:before="100" w:beforeAutospacing="1" w:after="100" w:afterAutospacing="1" w:line="240" w:lineRule="auto"/>
+        <w:rPr>
+          <w:rFonts w:ascii="Times New Roman" w:eastAsia="Times New Roman" w:hAnsi="Times New Roman" w:cs="Times New Roman"/>
+          <w:sz w:val="24"/>
+          <w:szCs w:val="24"/>
+          <w:lang w:eastAsia="en-IN" w:bidi="gu-IN"/>
+        </w:rPr>
+      </w:pPr>
+    </w:p>
+    <w:p>
+      <w:pPr>
+        <w:spacing w:before="100" w:beforeAutospacing="1" w:after="100" w:afterAutospacing="1" w:line="240" w:lineRule="auto"/>
+        <w:rPr>
+          <w:rFonts w:ascii="Times New Roman" w:eastAsia="Times New Roman" w:hAnsi="Times New Roman" w:cs="Times New Roman"/>
+          <w:sz w:val="24"/>
+          <w:szCs w:val="24"/>
+          <w:lang w:eastAsia="en-IN" w:bidi="gu-IN"/>
+        </w:rPr>
+      </w:pPr>
+      <w:r>
+        <w:rPr>
+          <w:rFonts w:ascii="Times New Roman" w:eastAsia="Times New Roman" w:hAnsi="Times New Roman" w:cs="Times New Roman"/>
+          <w:sz w:val="24"/>
+          <w:szCs w:val="24"/>
+          <w:lang w:eastAsia="en-IN" w:bidi="gu-IN"/>
+        </w:rPr>
+        <w:t>Voice Conversation</w:t>
+      </w:r>
+    </w:p>
+    <w:p>
+      <w:pPr>
+        <w:spacing w:before="100" w:beforeAutospacing="1" w:after="100" w:afterAutospacing="1" w:line="240" w:lineRule="auto"/>
+        <w:rPr>
+          <w:rFonts w:ascii="Times New Roman" w:eastAsia="Times New Roman" w:hAnsi="Times New Roman" w:cs="Times New Roman"/>
+          <w:sz w:val="24"/>
+          <w:szCs w:val="24"/>
+          <w:lang w:eastAsia="en-IN" w:bidi="gu-IN"/>
+        </w:rPr>
+      </w:pPr>
+      <w:r>
+        <w:rPr>
+          <w:rFonts w:ascii="Times New Roman" w:eastAsia="Times New Roman" w:hAnsi="Times New Roman" w:cs="Times New Roman"/>
+          <w:sz w:val="24"/>
+          <w:szCs w:val="24"/>
+          <w:lang w:eastAsia="en-IN" w:bidi="gu-IN"/>
+        </w:rPr>
+        <w:pict w14:anchorId="12A7A1CE">
+          <v:rect id="_x0000_i1068" style="width:0;height:1.5pt" o:hralign="center" o:hrstd="t" o:hr="t" fillcolor="#a0a0a0" stroked="f"/>
+        </w:pict>
+      </w:r>
+    </w:p>
+    <w:p>
+      <w:pPr>
+        <w:spacing w:before="100" w:beforeAutospacing="1" w:after="100" w:afterAutospacing="1" w:line="240" w:lineRule="auto"/>
+        <w:rPr>
+          <w:rFonts w:ascii="Times New Roman" w:eastAsia="Times New Roman" w:hAnsi="Times New Roman" w:cs="Times New Roman"/>
+          <w:sz w:val="24"/>
+          <w:szCs w:val="24"/>
+          <w:lang w:eastAsia="en-IN" w:bidi="gu-IN"/>
+        </w:rPr>
+      </w:pPr>
+      <w:r>
+        <w:rPr>
+          <w:rFonts w:ascii="Times New Roman" w:eastAsia="Times New Roman" w:hAnsi="Times New Roman" w:cs="Times New Roman"/>
+          <w:sz w:val="24"/>
+          <w:szCs w:val="24"/>
+          <w:lang w:eastAsia="en-IN" w:bidi="gu-IN"/>
+        </w:rPr>
+        <w:t>PV-11</w:t>
+      </w:r>
+    </w:p>
+    <w:p>
+      <w:pPr>
+        <w:spacing w:before="100" w:beforeAutospacing="1" w:after="100" w:afterAutospacing="1" w:line="240" w:lineRule="auto"/>
+        <w:rPr>
+          <w:rFonts w:ascii="Times New Roman" w:eastAsia="Times New Roman" w:hAnsi="Times New Roman" w:cs="Times New Roman"/>
+          <w:sz w:val="24"/>
+          <w:szCs w:val="24"/>
+          <w:lang w:eastAsia="en-IN" w:bidi="gu-IN"/>
+        </w:rPr>
+      </w:pPr>
+      <w:r>
+        <w:rPr>
+          <w:rFonts w:ascii="Times New Roman" w:eastAsia="Times New Roman" w:hAnsi="Times New Roman" w:cs="Times New Roman"/>
+          <w:sz w:val="24"/>
+          <w:szCs w:val="24"/>
+          <w:lang w:eastAsia="en-IN" w:bidi="gu-IN"/>
+        </w:rPr>
+        <w:t>Immersive Experience</w:t>
+      </w:r>
+    </w:p>
+    <w:p>
+      <w:pPr>
+        <w:spacing w:before="100" w:beforeAutospacing="1" w:after="100" w:afterAutospacing="1" w:line="240" w:lineRule="auto"/>
+        <w:rPr>
+          <w:rFonts w:ascii="Times New Roman" w:eastAsia="Times New Roman" w:hAnsi="Times New Roman" w:cs="Times New Roman"/>
+          <w:sz w:val="24"/>
+          <w:szCs w:val="24"/>
+          <w:lang w:eastAsia="en-IN" w:bidi="gu-IN"/>
+        </w:rPr>
+      </w:pPr>
+    </w:p>
+    <w:p>
+      <w:pPr>
+        <w:spacing w:before="100" w:beforeAutospacing="1" w:after="100" w:afterAutospacing="1" w:line="240" w:lineRule="auto"/>
+        <w:rPr>
+          <w:rFonts w:ascii="Times New Roman" w:eastAsia="Times New Roman" w:hAnsi="Times New Roman" w:cs="Times New Roman"/>
+          <w:sz w:val="24"/>
+          <w:szCs w:val="24"/>
+          <w:lang w:eastAsia="en-IN" w:bidi="gu-IN"/>
+        </w:rPr>
+      </w:pPr>
+      <w:r>
+        <w:rPr>
+          <w:rFonts w:ascii="Times New Roman" w:eastAsia="Times New Roman" w:hAnsi="Times New Roman" w:cs="Times New Roman"/>
+          <w:sz w:val="24"/>
+          <w:szCs w:val="24"/>
+          <w:lang w:eastAsia="en-IN" w:bidi="gu-IN"/>
+        </w:rPr>
+        <w:t>Simulation</w:t>
+      </w:r>
+    </w:p>
+    <w:p>
+      <w:pPr>
+        <w:spacing w:before="100" w:beforeAutospacing="1" w:after="100" w:afterAutospacing="1" w:line="240" w:lineRule="auto"/>
+        <w:rPr>
+          <w:rFonts w:ascii="Times New Roman" w:eastAsia="Times New Roman" w:hAnsi="Times New Roman" w:cs="Times New Roman"/>
+          <w:sz w:val="24"/>
+          <w:szCs w:val="24"/>
+          <w:lang w:eastAsia="en-IN" w:bidi="gu-IN"/>
+        </w:rPr>
+      </w:pPr>
+    </w:p>
+    <w:p>
+      <w:pPr>
+        <w:spacing w:before="100" w:beforeAutospacing="1" w:after="100" w:afterAutospacing="1" w:line="240" w:lineRule="auto"/>
+        <w:rPr>
+          <w:rFonts w:ascii="Times New Roman" w:eastAsia="Times New Roman" w:hAnsi="Times New Roman" w:cs="Times New Roman"/>
+          <w:sz w:val="24"/>
+          <w:szCs w:val="24"/>
+          <w:lang w:eastAsia="en-IN" w:bidi="gu-IN"/>
+        </w:rPr>
+      </w:pPr>
+      <w:r>
+        <w:rPr>
+          <w:rFonts w:ascii="Times New Roman" w:eastAsia="Times New Roman" w:hAnsi="Times New Roman" w:cs="Times New Roman"/>
+          <w:sz w:val="24"/>
+          <w:szCs w:val="24"/>
+          <w:lang w:eastAsia="en-IN" w:bidi="gu-IN"/>
+        </w:rPr>
+        <w:t>Role Play</w:t>
+      </w:r>
+    </w:p>
+    <w:p>
+      <w:pPr>
+        <w:spacing w:before="100" w:beforeAutospacing="1" w:after="100" w:afterAutospacing="1" w:line="240" w:lineRule="auto"/>
+        <w:rPr>
+          <w:rFonts w:ascii="Times New Roman" w:eastAsia="Times New Roman" w:hAnsi="Times New Roman" w:cs="Times New Roman"/>
+          <w:sz w:val="24"/>
+          <w:szCs w:val="24"/>
+          <w:lang w:eastAsia="en-IN" w:bidi="gu-IN"/>
+        </w:rPr>
+      </w:pPr>
+    </w:p>
+    <w:p>
+      <w:pPr>
+        <w:spacing w:before="100" w:beforeAutospacing="1" w:after="100" w:afterAutospacing="1" w:line="240" w:lineRule="auto"/>
+        <w:rPr>
+          <w:rFonts w:ascii="Times New Roman" w:eastAsia="Times New Roman" w:hAnsi="Times New Roman" w:cs="Times New Roman"/>
+          <w:sz w:val="24"/>
+          <w:szCs w:val="24"/>
+          <w:lang w:eastAsia="en-IN" w:bidi="gu-IN"/>
+        </w:rPr>
+      </w:pPr>
+      <w:r>
+        <w:rPr>
+          <w:rFonts w:ascii="Times New Roman" w:eastAsia="Times New Roman" w:hAnsi="Times New Roman" w:cs="Times New Roman"/>
+          <w:sz w:val="24"/>
+          <w:szCs w:val="24"/>
+          <w:lang w:eastAsia="en-IN" w:bidi="gu-IN"/>
+        </w:rPr>
+        <w:t>Interactive Story</w:t>
+      </w:r>
+    </w:p>
+    <w:p>
+      <w:pPr>
+        <w:spacing w:before="100" w:beforeAutospacing="1" w:after="100" w:afterAutospacing="1" w:line="240" w:lineRule="auto"/>
+        <w:rPr>
+          <w:rFonts w:ascii="Times New Roman" w:eastAsia="Times New Roman" w:hAnsi="Times New Roman" w:cs="Times New Roman"/>
+          <w:sz w:val="24"/>
+          <w:szCs w:val="24"/>
+          <w:lang w:eastAsia="en-IN" w:bidi="gu-IN"/>
+        </w:rPr>
+      </w:pPr>
+      <w:r>
+        <w:rPr>
+          <w:rFonts w:ascii="Times New Roman" w:eastAsia="Times New Roman" w:hAnsi="Times New Roman" w:cs="Times New Roman"/>
+          <w:sz w:val="24"/>
+          <w:szCs w:val="24"/>
+          <w:lang w:eastAsia="en-IN" w:bidi="gu-IN"/>
+        </w:rPr>
         <w:t>Adaptive flow</w:t>
       </w:r>
     </w:p>
@@ -4167,6 +4787,7 @@
           <w:szCs w:val="24"/>
           <w:lang w:eastAsia="en-IN" w:bidi="gu-IN"/>
         </w:rPr>
+        <w:lastRenderedPageBreak/>
         <w:t>VG-06</w:t>
       </w:r>
     </w:p>
@@ -4436,7 +5057,6 @@
           <w:szCs w:val="24"/>
           <w:lang w:eastAsia="en-IN" w:bidi="gu-IN"/>
         </w:rPr>
-        <w:lastRenderedPageBreak/>
         <w:t>Narration introduces unsupported claims.</w:t>
       </w:r>
     </w:p>
@@ -4561,7 +5181,7 @@
     <w:p>
       <w:r>
         <w:pict w14:anchorId="065748A6">
-          <v:rect id="_x0000_i1079" style="width:0;height:1.5pt" o:hralign="center" o:hrstd="t" o:hr="t" fillcolor="#a0a0a0" stroked="f"/>
+          <v:rect id="_x0000_i1052" style="width:0;height:1.5pt" o:hralign="center" o:hrstd="t" o:hr="t" fillcolor="#a0a0a0" stroked="f"/>
         </w:pict>
       </w:r>
     </w:p>
@@ -4630,7 +5250,7 @@
     <w:p>
       <w:r>
         <w:pict w14:anchorId="5D8AB0EA">
-          <v:rect id="_x0000_i1080" style="width:0;height:1.5pt" o:hralign="center" o:hrstd="t" o:hr="t" fillcolor="#a0a0a0" stroked="f"/>
+          <v:rect id="_x0000_i1053" style="width:0;height:1.5pt" o:hralign="center" o:hrstd="t" o:hr="t" fillcolor="#a0a0a0" stroked="f"/>
         </w:pict>
       </w:r>
     </w:p>
@@ -4667,7 +5287,7 @@
     <w:p>
       <w:r>
         <w:pict w14:anchorId="2CB1EC15">
-          <v:rect id="_x0000_i1081" style="width:0;height:1.5pt" o:hralign="center" o:hrstd="t" o:hr="t" fillcolor="#a0a0a0" stroked="f"/>
+          <v:rect id="_x0000_i1054" style="width:0;height:1.5pt" o:hralign="center" o:hrstd="t" o:hr="t" fillcolor="#a0a0a0" stroked="f"/>
         </w:pict>
       </w:r>
     </w:p>
@@ -4704,7 +5324,7 @@
     <w:p>
       <w:r>
         <w:pict w14:anchorId="40BAAAC2">
-          <v:rect id="_x0000_i1082" style="width:0;height:1.5pt" o:hralign="center" o:hrstd="t" o:hr="t" fillcolor="#a0a0a0" stroked="f"/>
+          <v:rect id="_x0000_i1055" style="width:0;height:1.5pt" o:hralign="center" o:hrstd="t" o:hr="t" fillcolor="#a0a0a0" stroked="f"/>
         </w:pict>
       </w:r>
     </w:p>
@@ -4742,7 +5362,7 @@
     <w:p>
       <w:r>
         <w:pict w14:anchorId="5435B91B">
-          <v:rect id="_x0000_i1083" style="width:0;height:1.5pt" o:hralign="center" o:hrstd="t" o:hr="t" fillcolor="#a0a0a0" stroked="f"/>
+          <v:rect id="_x0000_i1056" style="width:0;height:1.5pt" o:hralign="center" o:hrstd="t" o:hr="t" fillcolor="#a0a0a0" stroked="f"/>
         </w:pict>
       </w:r>
     </w:p>
@@ -4779,7 +5399,7 @@
     <w:p>
       <w:r>
         <w:pict w14:anchorId="2C0B187A">
-          <v:rect id="_x0000_i1084" style="width:0;height:1.5pt" o:hralign="center" o:hrstd="t" o:hr="t" fillcolor="#a0a0a0" stroked="f"/>
+          <v:rect id="_x0000_i1057" style="width:0;height:1.5pt" o:hralign="center" o:hrstd="t" o:hr="t" fillcolor="#a0a0a0" stroked="f"/>
         </w:pict>
       </w:r>
     </w:p>
@@ -4862,7 +5482,7 @@
     <w:p>
       <w:r>
         <w:pict w14:anchorId="40B6C7BA">
-          <v:rect id="_x0000_i1085" style="width:0;height:1.5pt" o:hralign="center" o:hrstd="t" o:hr="t" fillcolor="#a0a0a0" stroked="f"/>
+          <v:rect id="_x0000_i1058" style="width:0;height:1.5pt" o:hralign="center" o:hrstd="t" o:hr="t" fillcolor="#a0a0a0" stroked="f"/>
         </w:pict>
       </w:r>
     </w:p>
@@ -4907,6 +5527,118 @@
         <w:rPr>
           <w:rStyle w:val="HTMLCode"/>
         </w:rPr>
+        <w:t xml:space="preserve">        ↓</w:t>
+      </w:r>
+    </w:p>
+    <w:p>
+      <w:pPr>
+        <w:pStyle w:val="HTMLPreformatted"/>
+        <w:rPr>
+          <w:rStyle w:val="HTMLCode"/>
+        </w:rPr>
+      </w:pPr>
+      <w:r>
+        <w:rPr>
+          <w:rStyle w:val="HTMLCode"/>
+        </w:rPr>
+        <w:t>Resolve Production Profile</w:t>
+      </w:r>
+    </w:p>
+    <w:p>
+      <w:pPr>
+        <w:pStyle w:val="HTMLPreformatted"/>
+        <w:rPr>
+          <w:rStyle w:val="HTMLCode"/>
+        </w:rPr>
+      </w:pPr>
+      <w:r>
+        <w:rPr>
+          <w:rStyle w:val="HTMLCode"/>
+        </w:rPr>
+        <w:t xml:space="preserve">        ↓</w:t>
+      </w:r>
+    </w:p>
+    <w:p>
+      <w:pPr>
+        <w:pStyle w:val="HTMLPreformatted"/>
+        <w:rPr>
+          <w:rStyle w:val="HTMLCode"/>
+        </w:rPr>
+      </w:pPr>
+      <w:r>
+        <w:rPr>
+          <w:rStyle w:val="HTMLCode"/>
+        </w:rPr>
+        <w:t>Select Production Variant</w:t>
+      </w:r>
+    </w:p>
+    <w:p>
+      <w:pPr>
+        <w:pStyle w:val="HTMLPreformatted"/>
+        <w:rPr>
+          <w:rStyle w:val="HTMLCode"/>
+        </w:rPr>
+      </w:pPr>
+      <w:r>
+        <w:rPr>
+          <w:rStyle w:val="HTMLCode"/>
+        </w:rPr>
+        <w:t xml:space="preserve">        ↓</w:t>
+      </w:r>
+    </w:p>
+    <w:p>
+      <w:pPr>
+        <w:pStyle w:val="HTMLPreformatted"/>
+        <w:rPr>
+          <w:rStyle w:val="HTMLCode"/>
+        </w:rPr>
+      </w:pPr>
+      <w:r>
+        <w:rPr>
+          <w:rStyle w:val="HTMLCode"/>
+        </w:rPr>
+        <w:t>Apply Platform Constraints</w:t>
+      </w:r>
+    </w:p>
+    <w:p>
+      <w:pPr>
+        <w:pStyle w:val="HTMLPreformatted"/>
+        <w:rPr>
+          <w:rStyle w:val="HTMLCode"/>
+        </w:rPr>
+      </w:pPr>
+      <w:r>
+        <w:rPr>
+          <w:rStyle w:val="HTMLCode"/>
+        </w:rPr>
+        <w:t xml:space="preserve">          ↓</w:t>
+      </w:r>
+    </w:p>
+    <w:p>
+      <w:pPr>
+        <w:pStyle w:val="HTMLPreformatted"/>
+        <w:rPr>
+          <w:rStyle w:val="HTMLCode"/>
+        </w:rPr>
+      </w:pPr>
+      <w:r>
+        <w:rPr>
+          <w:rStyle w:val="HTMLCode"/>
+        </w:rPr>
+        <w:t>Generate Production Artifacts</w:t>
+      </w:r>
+    </w:p>
+    <w:p>
+      <w:pPr>
+        <w:pStyle w:val="HTMLPreformatted"/>
+        <w:rPr>
+          <w:rStyle w:val="HTMLCode"/>
+        </w:rPr>
+      </w:pPr>
+      <w:r>
+        <w:rPr>
+          <w:rStyle w:val="HTMLCode"/>
+        </w:rPr>
         <w:t xml:space="preserve">                 ↓</w:t>
       </w:r>
     </w:p>
@@ -4921,7 +5653,7 @@
         <w:rPr>
           <w:rStyle w:val="HTMLCode"/>
         </w:rPr>
-        <w:t>Select Production Variant</w:t>
+        <w:t>Run Validation Gates</w:t>
       </w:r>
     </w:p>
     <w:p>
@@ -4949,7 +5681,7 @@
         <w:rPr>
           <w:rStyle w:val="HTMLCode"/>
         </w:rPr>
-        <w:t>Apply Platform Constraints</w:t>
+        <w:t>Quality Check</w:t>
       </w:r>
     </w:p>
     <w:p>
@@ -4963,7 +5695,7 @@
         <w:rPr>
           <w:rStyle w:val="HTMLCode"/>
         </w:rPr>
-        <w:t xml:space="preserve">                 ↓</w:t>
+        <w:t xml:space="preserve">          ↓            ↓</w:t>
       </w:r>
     </w:p>
     <w:p>
@@ -4977,7 +5709,7 @@
         <w:rPr>
           <w:rStyle w:val="HTMLCode"/>
         </w:rPr>
-        <w:t>Generate Production Artifacts</w:t>
+        <w:t xml:space="preserve">      Pass          Fail</w:t>
       </w:r>
     </w:p>
     <w:p>
@@ -4991,7 +5723,7 @@
         <w:rPr>
           <w:rStyle w:val="HTMLCode"/>
         </w:rPr>
-        <w:t xml:space="preserve">                 ↓</w:t>
+        <w:t xml:space="preserve">       ↓              ↓</w:t>
       </w:r>
     </w:p>
     <w:p>
@@ -5005,7 +5737,7 @@
         <w:rPr>
           <w:rStyle w:val="HTMLCode"/>
         </w:rPr>
-        <w:t>Run Validation Gates</w:t>
+        <w:t xml:space="preserve"> Publish      Generate Feedback Request</w:t>
       </w:r>
     </w:p>
     <w:p>
@@ -5019,7 +5751,7 @@
         <w:rPr>
           <w:rStyle w:val="HTMLCode"/>
         </w:rPr>
-        <w:t xml:space="preserve">                 ↓</w:t>
+        <w:t xml:space="preserve">                     ↓</w:t>
       </w:r>
     </w:p>
     <w:p>
@@ -5033,90 +5765,6 @@
         <w:rPr>
           <w:rStyle w:val="HTMLCode"/>
         </w:rPr>
-        <w:t>Quality Check</w:t>
-      </w:r>
-    </w:p>
-    <w:p>
-      <w:pPr>
-        <w:pStyle w:val="HTMLPreformatted"/>
-        <w:rPr>
-          <w:rStyle w:val="HTMLCode"/>
-        </w:rPr>
-      </w:pPr>
-      <w:r>
-        <w:rPr>
-          <w:rStyle w:val="HTMLCode"/>
-        </w:rPr>
-        <w:t xml:space="preserve">          ↓            ↓</w:t>
-      </w:r>
-    </w:p>
-    <w:p>
-      <w:pPr>
-        <w:pStyle w:val="HTMLPreformatted"/>
-        <w:rPr>
-          <w:rStyle w:val="HTMLCode"/>
-        </w:rPr>
-      </w:pPr>
-      <w:r>
-        <w:rPr>
-          <w:rStyle w:val="HTMLCode"/>
-        </w:rPr>
-        <w:t xml:space="preserve">      Pass          Fail</w:t>
-      </w:r>
-    </w:p>
-    <w:p>
-      <w:pPr>
-        <w:pStyle w:val="HTMLPreformatted"/>
-        <w:rPr>
-          <w:rStyle w:val="HTMLCode"/>
-        </w:rPr>
-      </w:pPr>
-      <w:r>
-        <w:rPr>
-          <w:rStyle w:val="HTMLCode"/>
-        </w:rPr>
-        <w:t xml:space="preserve">       ↓              ↓</w:t>
-      </w:r>
-    </w:p>
-    <w:p>
-      <w:pPr>
-        <w:pStyle w:val="HTMLPreformatted"/>
-        <w:rPr>
-          <w:rStyle w:val="HTMLCode"/>
-        </w:rPr>
-      </w:pPr>
-      <w:r>
-        <w:rPr>
-          <w:rStyle w:val="HTMLCode"/>
-        </w:rPr>
-        <w:t xml:space="preserve"> Publish      Generate Feedback Request</w:t>
-      </w:r>
-    </w:p>
-    <w:p>
-      <w:pPr>
-        <w:pStyle w:val="HTMLPreformatted"/>
-        <w:rPr>
-          <w:rStyle w:val="HTMLCode"/>
-        </w:rPr>
-      </w:pPr>
-      <w:r>
-        <w:rPr>
-          <w:rStyle w:val="HTMLCode"/>
-        </w:rPr>
-        <w:t xml:space="preserve">                     ↓</w:t>
-      </w:r>
-    </w:p>
-    <w:p>
-      <w:pPr>
-        <w:pStyle w:val="HTMLPreformatted"/>
-        <w:rPr>
-          <w:rStyle w:val="HTMLCode"/>
-        </w:rPr>
-      </w:pPr>
-      <w:r>
-        <w:rPr>
-          <w:rStyle w:val="HTMLCode"/>
-        </w:rPr>
         <w:t xml:space="preserve">           Return to Appropriate Engine</w:t>
       </w:r>
     </w:p>
@@ -5131,7 +5779,7 @@
     <w:p>
       <w:r>
         <w:pict w14:anchorId="3F190862">
-          <v:rect id="_x0000_i1086" style="width:0;height:1.5pt" o:hralign="center" o:hrstd="t" o:hr="t" fillcolor="#a0a0a0" stroked="f"/>
+          <v:rect id="_x0000_i1059" style="width:0;height:1.5pt" o:hralign="center" o:hrstd="t" o:hr="t" fillcolor="#a0a0a0" stroked="f"/>
         </w:pict>
       </w:r>
     </w:p>
@@ -5154,8 +5802,16 @@
     </w:p>
     <w:tbl>
       <w:tblPr>
-        <w:tblW w:w="0" w:type="auto"/>
+        <w:tblW w:w="7199" w:type="dxa"/>
         <w:tblCellSpacing w:w="15" w:type="dxa"/>
+        <w:tblBorders>
+          <w:top w:val="single" w:sz="4" w:space="0" w:color="auto"/>
+          <w:left w:val="single" w:sz="4" w:space="0" w:color="auto"/>
+          <w:bottom w:val="single" w:sz="4" w:space="0" w:color="auto"/>
+          <w:right w:val="single" w:sz="4" w:space="0" w:color="auto"/>
+          <w:insideH w:val="single" w:sz="4" w:space="0" w:color="auto"/>
+          <w:insideV w:val="single" w:sz="4" w:space="0" w:color="auto"/>
+        </w:tblBorders>
         <w:tblCellMar>
           <w:top w:w="15" w:type="dxa"/>
           <w:left w:w="15" w:type="dxa"/>
@@ -5165,11 +5821,12 @@
         <w:tblLook w:val="04A0" w:firstRow="1" w:lastRow="0" w:firstColumn="1" w:lastColumn="0" w:noHBand="0" w:noVBand="1"/>
       </w:tblPr>
       <w:tblGrid>
-        <w:gridCol w:w="1833"/>
-        <w:gridCol w:w="2672"/>
+        <w:gridCol w:w="2704"/>
+        <w:gridCol w:w="4495"/>
       </w:tblGrid>
       <w:tr>
         <w:trPr>
+          <w:trHeight w:val="419"/>
           <w:tblHeader/>
           <w:tblCellSpacing w:w="15" w:type="dxa"/>
         </w:trPr>
@@ -5222,6 +5879,7 @@
       </w:tr>
       <w:tr>
         <w:trPr>
+          <w:trHeight w:val="419"/>
           <w:tblCellSpacing w:w="15" w:type="dxa"/>
         </w:trPr>
         <w:tc>
@@ -5251,6 +5909,7 @@
       </w:tr>
       <w:tr>
         <w:trPr>
+          <w:trHeight w:val="400"/>
           <w:tblCellSpacing w:w="15" w:type="dxa"/>
         </w:trPr>
         <w:tc>
@@ -5280,6 +5939,7 @@
       </w:tr>
       <w:tr>
         <w:trPr>
+          <w:trHeight w:val="419"/>
           <w:tblCellSpacing w:w="15" w:type="dxa"/>
         </w:trPr>
         <w:tc>
@@ -5309,6 +5969,7 @@
       </w:tr>
       <w:tr>
         <w:trPr>
+          <w:trHeight w:val="400"/>
           <w:tblCellSpacing w:w="15" w:type="dxa"/>
         </w:trPr>
         <w:tc>
@@ -5338,6 +5999,7 @@
       </w:tr>
       <w:tr>
         <w:trPr>
+          <w:trHeight w:val="419"/>
           <w:tblCellSpacing w:w="15" w:type="dxa"/>
         </w:trPr>
         <w:tc>
@@ -5367,6 +6029,7 @@
       </w:tr>
       <w:tr>
         <w:trPr>
+          <w:trHeight w:val="400"/>
           <w:tblCellSpacing w:w="15" w:type="dxa"/>
         </w:trPr>
         <w:tc>
@@ -5396,6 +6059,7 @@
       </w:tr>
       <w:tr>
         <w:trPr>
+          <w:trHeight w:val="419"/>
           <w:tblCellSpacing w:w="15" w:type="dxa"/>
         </w:trPr>
         <w:tc>
@@ -5425,6 +6089,7 @@
       </w:tr>
       <w:tr>
         <w:trPr>
+          <w:trHeight w:val="400"/>
           <w:tblCellSpacing w:w="15" w:type="dxa"/>
         </w:trPr>
         <w:tc>
@@ -5454,6 +6119,7 @@
       </w:tr>
       <w:tr>
         <w:trPr>
+          <w:trHeight w:val="419"/>
           <w:tblCellSpacing w:w="15" w:type="dxa"/>
         </w:trPr>
         <w:tc>
@@ -5483,6 +6149,7 @@
       </w:tr>
       <w:tr>
         <w:trPr>
+          <w:trHeight w:val="400"/>
           <w:tblCellSpacing w:w="15" w:type="dxa"/>
         </w:trPr>
         <w:tc>
@@ -5510,6 +6177,88 @@
           </w:p>
         </w:tc>
       </w:tr>
+      <w:tr>
+        <w:trPr>
+          <w:trHeight w:val="419"/>
+          <w:tblCellSpacing w:w="15" w:type="dxa"/>
+        </w:trPr>
+        <w:tc>
+          <w:tcPr>
+            <w:tcW w:w="0" w:type="auto"/>
+            <w:vAlign w:val="center"/>
+          </w:tcPr>
+          <w:p>
+            <w:r>
+              <w:t>Production Profile</w:t>
+            </w:r>
+          </w:p>
+        </w:tc>
+        <w:tc>
+          <w:tcPr>
+            <w:tcW w:w="0" w:type="auto"/>
+            <w:vAlign w:val="center"/>
+          </w:tcPr>
+          <w:p>
+            <w:r>
+              <w:t>Applied production profile</w:t>
+            </w:r>
+          </w:p>
+        </w:tc>
+      </w:tr>
+      <w:tr>
+        <w:trPr>
+          <w:trHeight w:val="419"/>
+          <w:tblCellSpacing w:w="15" w:type="dxa"/>
+        </w:trPr>
+        <w:tc>
+          <w:tcPr>
+            <w:tcW w:w="0" w:type="auto"/>
+            <w:vAlign w:val="center"/>
+          </w:tcPr>
+          <w:p>
+            <w:r>
+              <w:t>Representation Type</w:t>
+            </w:r>
+          </w:p>
+        </w:tc>
+        <w:tc>
+          <w:tcPr>
+            <w:tcW w:w="0" w:type="auto"/>
+            <w:vAlign w:val="center"/>
+          </w:tcPr>
+          <w:p>
+            <w:r>
+              <w:t>Selected educational representation</w:t>
+            </w:r>
+          </w:p>
+        </w:tc>
+      </w:tr>
+      <w:tr>
+        <w:trPr>
+          <w:trHeight w:val="419"/>
+          <w:tblCellSpacing w:w="15" w:type="dxa"/>
+        </w:trPr>
+        <w:tc>
+          <w:tcPr>
+            <w:tcW w:w="0" w:type="auto"/>
+          </w:tcPr>
+          <w:p>
+            <w:r>
+              <w:t>Representation Version</w:t>
+            </w:r>
+          </w:p>
+        </w:tc>
+        <w:tc>
+          <w:tcPr>
+            <w:tcW w:w="0" w:type="auto"/>
+          </w:tcPr>
+          <w:p>
+            <w:r>
+              <w:t>Version of the representation definition</w:t>
+            </w:r>
+          </w:p>
+        </w:tc>
+      </w:tr>
     </w:tbl>
     <w:p>
       <w:pPr>
@@ -5522,7 +6271,7 @@
     <w:p>
       <w:r>
         <w:pict w14:anchorId="3E635AF6">
-          <v:rect id="_x0000_i1087" style="width:0;height:1.5pt" o:hralign="center" o:hrstd="t" o:hr="t" fillcolor="#a0a0a0" stroked="f"/>
+          <v:rect id="_x0000_i1060" style="width:0;height:1.5pt" o:hralign="center" o:hrstd="t" o:hr="t" fillcolor="#a0a0a0" stroked="f"/>
         </w:pict>
       </w:r>
     </w:p>
@@ -5644,6 +6393,7 @@
         <w:rPr>
           <w:rStyle w:val="Strong"/>
         </w:rPr>
+        <w:lastRenderedPageBreak/>
         <w:t>Consistency:</w:t>
       </w:r>
       <w:r>
@@ -5653,6 +6403,35 @@
     <w:p>
       <w:pPr>
         <w:pStyle w:val="NormalWeb"/>
+        <w:numPr>
+          <w:ilvl w:val="0"/>
+          <w:numId w:val="8"/>
+        </w:numPr>
+      </w:pPr>
+      <w:r>
+        <w:rPr>
+          <w:b/>
+          <w:bCs/>
+        </w:rPr>
+        <w:t>Representation Fidelity</w:t>
+      </w:r>
+      <w:r>
+        <w:rPr>
+          <w:b/>
+          <w:bCs/>
+        </w:rPr>
+        <w:t>:</w:t>
+      </w:r>
+      <w:r>
+        <w:t xml:space="preserve"> </w:t>
+      </w:r>
+      <w:r>
+        <w:t>The selected educational representation preserves the complete instructional intent of the approved Episode.</w:t>
+      </w:r>
+    </w:p>
+    <w:p>
+      <w:pPr>
+        <w:pStyle w:val="NormalWeb"/>
       </w:pPr>
       <w:r>
         <w:t>These metrics SHALL be consumed by the Quality Engine.</w:t>
@@ -5661,7 +6440,7 @@
     <w:p>
       <w:r>
         <w:pict w14:anchorId="04A57486">
-          <v:rect id="_x0000_i1088" style="width:0;height:1.5pt" o:hralign="center" o:hrstd="t" o:hr="t" fillcolor="#a0a0a0" stroked="f"/>
+          <v:rect id="_x0000_i1061" style="width:0;height:1.5pt" o:hralign="center" o:hrstd="t" o:hr="t" fillcolor="#a0a0a0" stroked="f"/>
         </w:pict>
       </w:r>
     </w:p>
@@ -5670,7 +6449,6 @@
         <w:pStyle w:val="Heading1"/>
       </w:pPr>
       <w:r>
-        <w:lastRenderedPageBreak/>
         <w:t>13. Integration with the Quality Engine</w:t>
       </w:r>
     </w:p>
@@ -5745,7 +6523,7 @@
     <w:p>
       <w:r>
         <w:pict w14:anchorId="5A73F465">
-          <v:rect id="_x0000_i1089" style="width:0;height:1.5pt" o:hralign="center" o:hrstd="t" o:hr="t" fillcolor="#a0a0a0" stroked="f"/>
+          <v:rect id="_x0000_i1062" style="width:0;height:1.5pt" o:hralign="center" o:hrstd="t" o:hr="t" fillcolor="#a0a0a0" stroked="f"/>
         </w:pict>
       </w:r>
     </w:p>
@@ -5966,7 +6744,7 @@
     <w:p>
       <w:r>
         <w:pict w14:anchorId="2D73BDFB">
-          <v:rect id="_x0000_i1090" style="width:0;height:1.5pt" o:hralign="center" o:hrstd="t" o:hr="t" fillcolor="#a0a0a0" stroked="f"/>
+          <v:rect id="_x0000_i1063" style="width:0;height:1.5pt" o:hralign="center" o:hrstd="t" o:hr="t" fillcolor="#a0a0a0" stroked="f"/>
         </w:pict>
       </w:r>
     </w:p>
@@ -5975,6 +6753,7 @@
         <w:pStyle w:val="Heading1"/>
       </w:pPr>
       <w:r>
+        <w:lastRenderedPageBreak/>
         <w:t>Final Declaration</w:t>
       </w:r>
     </w:p>
@@ -5996,9 +6775,8 @@
     </w:p>
     <w:p>
       <w:r>
-        <w:lastRenderedPageBreak/>
         <w:pict w14:anchorId="4C4C0041">
-          <v:rect id="_x0000_i1091" style="width:0;height:1.5pt" o:hralign="center" o:hrstd="t" o:hr="t" fillcolor="#a0a0a0" stroked="f"/>
+          <v:rect id="_x0000_i1064" style="width:0;height:1.5pt" o:hralign="center" o:hrstd="t" o:hr="t" fillcolor="#a0a0a0" stroked="f"/>
         </w:pict>
       </w:r>
     </w:p>

--- a/Engines Layer - Heart of the system/08 – Production Engine.docx
+++ b/Engines Layer - Heart of the system/08 – Production Engine.docx
@@ -3879,7 +3879,7 @@
         </w:rPr>
         <w:lastRenderedPageBreak/>
         <w:pict w14:anchorId="3A9E3197">
-          <v:rect id="_x0000_i1065" style="width:0;height:1.5pt" o:hralign="center" o:hrstd="t" o:hr="t" fillcolor="#a0a0a0" stroked="f"/>
+          <v:rect id="_x0000_i1049" style="width:0;height:1.5pt" o:hralign="center" o:hrstd="t" o:hr="t" fillcolor="#a0a0a0" stroked="f"/>
         </w:pict>
       </w:r>
     </w:p>
@@ -4034,7 +4034,7 @@
           <w:lang w:eastAsia="en-IN" w:bidi="gu-IN"/>
         </w:rPr>
         <w:pict w14:anchorId="4117C949">
-          <v:rect id="_x0000_i1066" style="width:0;height:1.5pt" o:hralign="center" o:hrstd="t" o:hr="t" fillcolor="#a0a0a0" stroked="f"/>
+          <v:rect id="_x0000_i1050" style="width:0;height:1.5pt" o:hralign="center" o:hrstd="t" o:hr="t" fillcolor="#a0a0a0" stroked="f"/>
         </w:pict>
       </w:r>
     </w:p>
@@ -4189,7 +4189,7 @@
           <w:lang w:eastAsia="en-IN" w:bidi="gu-IN"/>
         </w:rPr>
         <w:pict w14:anchorId="46B946F3">
-          <v:rect id="_x0000_i1067" style="width:0;height:1.5pt" o:hralign="center" o:hrstd="t" o:hr="t" fillcolor="#a0a0a0" stroked="f"/>
+          <v:rect id="_x0000_i1051" style="width:0;height:1.5pt" o:hralign="center" o:hrstd="t" o:hr="t" fillcolor="#a0a0a0" stroked="f"/>
         </w:pict>
       </w:r>
     </w:p>
@@ -4344,7 +4344,7 @@
           <w:lang w:eastAsia="en-IN" w:bidi="gu-IN"/>
         </w:rPr>
         <w:pict w14:anchorId="12A7A1CE">
-          <v:rect id="_x0000_i1068" style="width:0;height:1.5pt" o:hralign="center" o:hrstd="t" o:hr="t" fillcolor="#a0a0a0" stroked="f"/>
+          <v:rect id="_x0000_i1052" style="width:0;height:1.5pt" o:hralign="center" o:hrstd="t" o:hr="t" fillcolor="#a0a0a0" stroked="f"/>
         </w:pict>
       </w:r>
     </w:p>
@@ -4519,7 +4519,7 @@
           <w:lang w:eastAsia="en-IN" w:bidi="gu-IN"/>
         </w:rPr>
         <w:pict w14:anchorId="1DF94214">
-          <v:rect id="_x0000_i1049" style="width:0;height:1.5pt" o:hralign="center" o:hrstd="t" o:hr="t" fillcolor="#a0a0a0" stroked="f"/>
+          <v:rect id="_x0000_i1053" style="width:0;height:1.5pt" o:hralign="center" o:hrstd="t" o:hr="t" fillcolor="#a0a0a0" stroked="f"/>
         </w:pict>
       </w:r>
     </w:p>
@@ -4727,7 +4727,7 @@
           <w:szCs w:val="24"/>
           <w:lang w:eastAsia="en-IN" w:bidi="gu-IN"/>
         </w:rPr>
-        <w:t>Scenario integrity is maintained.</w:t>
+        <w:t>Scenario integrity includes continuity of characters, environment, symbols, and recurring objects throughout the instructional narrative.</w:t>
       </w:r>
     </w:p>
     <w:p>
@@ -4767,6 +4767,7 @@
           <w:szCs w:val="24"/>
           <w:lang w:eastAsia="en-IN" w:bidi="gu-IN"/>
         </w:rPr>
+        <w:lastRenderedPageBreak/>
         <w:t>Implementation remains technically correct.</w:t>
       </w:r>
     </w:p>
@@ -4787,7 +4788,6 @@
           <w:szCs w:val="24"/>
           <w:lang w:eastAsia="en-IN" w:bidi="gu-IN"/>
         </w:rPr>
-        <w:lastRenderedPageBreak/>
         <w:t>VG-06</w:t>
       </w:r>
     </w:p>
@@ -4889,7 +4889,7 @@
           <w:lang w:eastAsia="en-IN" w:bidi="gu-IN"/>
         </w:rPr>
         <w:pict w14:anchorId="7E68C2B1">
-          <v:rect id="_x0000_i1050" style="width:0;height:1.5pt" o:hralign="center" o:hrstd="t" o:hr="t" fillcolor="#a0a0a0" stroked="f"/>
+          <v:rect id="_x0000_i1054" style="width:0;height:1.5pt" o:hralign="center" o:hrstd="t" o:hr="t" fillcolor="#a0a0a0" stroked="f"/>
         </w:pict>
       </w:r>
     </w:p>
@@ -5122,7 +5122,7 @@
           <w:lang w:eastAsia="en-IN" w:bidi="gu-IN"/>
         </w:rPr>
         <w:pict w14:anchorId="140200CE">
-          <v:rect id="_x0000_i1051" style="width:0;height:1.5pt" o:hralign="center" o:hrstd="t" o:hr="t" fillcolor="#a0a0a0" stroked="f"/>
+          <v:rect id="_x0000_i1055" style="width:0;height:1.5pt" o:hralign="center" o:hrstd="t" o:hr="t" fillcolor="#a0a0a0" stroked="f"/>
         </w:pict>
       </w:r>
     </w:p>
@@ -5181,7 +5181,7 @@
     <w:p>
       <w:r>
         <w:pict w14:anchorId="065748A6">
-          <v:rect id="_x0000_i1052" style="width:0;height:1.5pt" o:hralign="center" o:hrstd="t" o:hr="t" fillcolor="#a0a0a0" stroked="f"/>
+          <v:rect id="_x0000_i1056" style="width:0;height:1.5pt" o:hralign="center" o:hrstd="t" o:hr="t" fillcolor="#a0a0a0" stroked="f"/>
         </w:pict>
       </w:r>
     </w:p>
@@ -5250,7 +5250,7 @@
     <w:p>
       <w:r>
         <w:pict w14:anchorId="5D8AB0EA">
-          <v:rect id="_x0000_i1053" style="width:0;height:1.5pt" o:hralign="center" o:hrstd="t" o:hr="t" fillcolor="#a0a0a0" stroked="f"/>
+          <v:rect id="_x0000_i1057" style="width:0;height:1.5pt" o:hralign="center" o:hrstd="t" o:hr="t" fillcolor="#a0a0a0" stroked="f"/>
         </w:pict>
       </w:r>
     </w:p>
@@ -5287,7 +5287,7 @@
     <w:p>
       <w:r>
         <w:pict w14:anchorId="2CB1EC15">
-          <v:rect id="_x0000_i1054" style="width:0;height:1.5pt" o:hralign="center" o:hrstd="t" o:hr="t" fillcolor="#a0a0a0" stroked="f"/>
+          <v:rect id="_x0000_i1058" style="width:0;height:1.5pt" o:hralign="center" o:hrstd="t" o:hr="t" fillcolor="#a0a0a0" stroked="f"/>
         </w:pict>
       </w:r>
     </w:p>
@@ -5324,7 +5324,7 @@
     <w:p>
       <w:r>
         <w:pict w14:anchorId="40BAAAC2">
-          <v:rect id="_x0000_i1055" style="width:0;height:1.5pt" o:hralign="center" o:hrstd="t" o:hr="t" fillcolor="#a0a0a0" stroked="f"/>
+          <v:rect id="_x0000_i1059" style="width:0;height:1.5pt" o:hralign="center" o:hrstd="t" o:hr="t" fillcolor="#a0a0a0" stroked="f"/>
         </w:pict>
       </w:r>
     </w:p>
@@ -5362,7 +5362,7 @@
     <w:p>
       <w:r>
         <w:pict w14:anchorId="5435B91B">
-          <v:rect id="_x0000_i1056" style="width:0;height:1.5pt" o:hralign="center" o:hrstd="t" o:hr="t" fillcolor="#a0a0a0" stroked="f"/>
+          <v:rect id="_x0000_i1060" style="width:0;height:1.5pt" o:hralign="center" o:hrstd="t" o:hr="t" fillcolor="#a0a0a0" stroked="f"/>
         </w:pict>
       </w:r>
     </w:p>
@@ -5399,7 +5399,7 @@
     <w:p>
       <w:r>
         <w:pict w14:anchorId="2C0B187A">
-          <v:rect id="_x0000_i1057" style="width:0;height:1.5pt" o:hralign="center" o:hrstd="t" o:hr="t" fillcolor="#a0a0a0" stroked="f"/>
+          <v:rect id="_x0000_i1061" style="width:0;height:1.5pt" o:hralign="center" o:hrstd="t" o:hr="t" fillcolor="#a0a0a0" stroked="f"/>
         </w:pict>
       </w:r>
     </w:p>
@@ -5482,7 +5482,7 @@
     <w:p>
       <w:r>
         <w:pict w14:anchorId="40B6C7BA">
-          <v:rect id="_x0000_i1058" style="width:0;height:1.5pt" o:hralign="center" o:hrstd="t" o:hr="t" fillcolor="#a0a0a0" stroked="f"/>
+          <v:rect id="_x0000_i1062" style="width:0;height:1.5pt" o:hralign="center" o:hrstd="t" o:hr="t" fillcolor="#a0a0a0" stroked="f"/>
         </w:pict>
       </w:r>
     </w:p>
@@ -5779,7 +5779,7 @@
     <w:p>
       <w:r>
         <w:pict w14:anchorId="3F190862">
-          <v:rect id="_x0000_i1059" style="width:0;height:1.5pt" o:hralign="center" o:hrstd="t" o:hr="t" fillcolor="#a0a0a0" stroked="f"/>
+          <v:rect id="_x0000_i1063" style="width:0;height:1.5pt" o:hralign="center" o:hrstd="t" o:hr="t" fillcolor="#a0a0a0" stroked="f"/>
         </w:pict>
       </w:r>
     </w:p>
@@ -6271,7 +6271,7 @@
     <w:p>
       <w:r>
         <w:pict w14:anchorId="3E635AF6">
-          <v:rect id="_x0000_i1060" style="width:0;height:1.5pt" o:hralign="center" o:hrstd="t" o:hr="t" fillcolor="#a0a0a0" stroked="f"/>
+          <v:rect id="_x0000_i1064" style="width:0;height:1.5pt" o:hralign="center" o:hrstd="t" o:hr="t" fillcolor="#a0a0a0" stroked="f"/>
         </w:pict>
       </w:r>
     </w:p>
@@ -6440,7 +6440,7 @@
     <w:p>
       <w:r>
         <w:pict w14:anchorId="04A57486">
-          <v:rect id="_x0000_i1061" style="width:0;height:1.5pt" o:hralign="center" o:hrstd="t" o:hr="t" fillcolor="#a0a0a0" stroked="f"/>
+          <v:rect id="_x0000_i1065" style="width:0;height:1.5pt" o:hralign="center" o:hrstd="t" o:hr="t" fillcolor="#a0a0a0" stroked="f"/>
         </w:pict>
       </w:r>
     </w:p>
@@ -6523,7 +6523,7 @@
     <w:p>
       <w:r>
         <w:pict w14:anchorId="5A73F465">
-          <v:rect id="_x0000_i1062" style="width:0;height:1.5pt" o:hralign="center" o:hrstd="t" o:hr="t" fillcolor="#a0a0a0" stroked="f"/>
+          <v:rect id="_x0000_i1066" style="width:0;height:1.5pt" o:hralign="center" o:hrstd="t" o:hr="t" fillcolor="#a0a0a0" stroked="f"/>
         </w:pict>
       </w:r>
     </w:p>
@@ -6744,7 +6744,7 @@
     <w:p>
       <w:r>
         <w:pict w14:anchorId="2D73BDFB">
-          <v:rect id="_x0000_i1063" style="width:0;height:1.5pt" o:hralign="center" o:hrstd="t" o:hr="t" fillcolor="#a0a0a0" stroked="f"/>
+          <v:rect id="_x0000_i1067" style="width:0;height:1.5pt" o:hralign="center" o:hrstd="t" o:hr="t" fillcolor="#a0a0a0" stroked="f"/>
         </w:pict>
       </w:r>
     </w:p>
@@ -6776,7 +6776,7 @@
     <w:p>
       <w:r>
         <w:pict w14:anchorId="4C4C0041">
-          <v:rect id="_x0000_i1064" style="width:0;height:1.5pt" o:hralign="center" o:hrstd="t" o:hr="t" fillcolor="#a0a0a0" stroked="f"/>
+          <v:rect id="_x0000_i1068" style="width:0;height:1.5pt" o:hralign="center" o:hrstd="t" o:hr="t" fillcolor="#a0a0a0" stroked="f"/>
         </w:pict>
       </w:r>
     </w:p>
